--- a/benchmark/outputs/gold/table_heavy_005_B.docx
+++ b/benchmark/outputs/gold/table_heavy_005_B.docx
@@ -22,7 +22,7 @@
       </w:pPr>
       <w:r>
         <w:rPr>
-          <w:rFonts w:ascii="Helvetica" w:hAnsi="Helvetica" w:eastAsia="Helvetica"/>
+          <w:rFonts w:ascii="Arial" w:hAnsi="Arial" w:eastAsia="Helvetica"/>
           <w:b/>
           <w:i w:val="0"/>
           <w:color w:val="000000"/>
@@ -35,7 +35,7 @@
       </w:r>
       <w:r>
         <w:rPr>
-          <w:rFonts w:ascii="Helvetica" w:hAnsi="Helvetica" w:eastAsia="Helvetica"/>
+          <w:rFonts w:ascii="Arial" w:hAnsi="Arial" w:eastAsia="Helvetica"/>
           <w:b w:val="0"/>
           <w:i w:val="0"/>
           <w:color w:val="72727A"/>
@@ -110,7 +110,7 @@
             </w:pPr>
             <w:r>
               <w:rPr>
-                <w:rFonts w:ascii="Helvetica" w:hAnsi="Helvetica" w:eastAsia="Helvetica"/>
+                <w:rFonts w:ascii="Arial" w:hAnsi="Arial" w:eastAsia="Helvetica"/>
                 <w:b/>
                 <w:i w:val="0"/>
                 <w:color w:val="1E1E23"/>
@@ -163,7 +163,7 @@
             </w:pPr>
             <w:r>
               <w:rPr>
-                <w:rFonts w:ascii="Helvetica" w:hAnsi="Helvetica" w:eastAsia="Helvetica"/>
+                <w:rFonts w:ascii="Arial" w:hAnsi="Arial" w:eastAsia="Helvetica"/>
                 <w:b/>
                 <w:i w:val="0"/>
                 <w:color w:val="1E1E23"/>
@@ -204,7 +204,7 @@
             </w:pPr>
             <w:r>
               <w:rPr>
-                <w:rFonts w:ascii="Helvetica" w:hAnsi="Helvetica" w:eastAsia="Helvetica"/>
+                <w:rFonts w:ascii="Arial" w:hAnsi="Arial" w:eastAsia="Helvetica"/>
                 <w:b/>
                 <w:i w:val="0"/>
                 <w:color w:val="1E1E23"/>
@@ -240,7 +240,7 @@
             </w:pPr>
             <w:r>
               <w:rPr>
-                <w:rFonts w:ascii="Helvetica" w:hAnsi="Helvetica" w:eastAsia="Helvetica"/>
+                <w:rFonts w:ascii="Arial" w:hAnsi="Arial" w:eastAsia="Helvetica"/>
                 <w:b/>
                 <w:i w:val="0"/>
                 <w:color w:val="1E1E23"/>
@@ -276,7 +276,7 @@
             </w:pPr>
             <w:r>
               <w:rPr>
-                <w:rFonts w:ascii="Helvetica" w:hAnsi="Helvetica" w:eastAsia="Helvetica"/>
+                <w:rFonts w:ascii="Arial" w:hAnsi="Arial" w:eastAsia="Helvetica"/>
                 <w:b/>
                 <w:i w:val="0"/>
                 <w:color w:val="1E1E23"/>
@@ -312,7 +312,7 @@
             </w:pPr>
             <w:r>
               <w:rPr>
-                <w:rFonts w:ascii="Helvetica" w:hAnsi="Helvetica" w:eastAsia="Helvetica"/>
+                <w:rFonts w:ascii="Arial" w:hAnsi="Arial" w:eastAsia="Helvetica"/>
                 <w:b/>
                 <w:i w:val="0"/>
                 <w:color w:val="1E1E23"/>
@@ -348,7 +348,7 @@
             </w:pPr>
             <w:r>
               <w:rPr>
-                <w:rFonts w:ascii="Helvetica" w:hAnsi="Helvetica" w:eastAsia="Helvetica"/>
+                <w:rFonts w:ascii="Arial" w:hAnsi="Arial" w:eastAsia="Helvetica"/>
                 <w:b/>
                 <w:i w:val="0"/>
                 <w:color w:val="1E1E23"/>
@@ -384,7 +384,7 @@
             </w:pPr>
             <w:r>
               <w:rPr>
-                <w:rFonts w:ascii="Helvetica" w:hAnsi="Helvetica" w:eastAsia="Helvetica"/>
+                <w:rFonts w:ascii="Arial" w:hAnsi="Arial" w:eastAsia="Helvetica"/>
                 <w:b/>
                 <w:i w:val="0"/>
                 <w:color w:val="1E1E23"/>
@@ -420,7 +420,7 @@
             </w:pPr>
             <w:r>
               <w:rPr>
-                <w:rFonts w:ascii="Helvetica" w:hAnsi="Helvetica" w:eastAsia="Helvetica"/>
+                <w:rFonts w:ascii="Arial" w:hAnsi="Arial" w:eastAsia="Helvetica"/>
                 <w:b/>
                 <w:i w:val="0"/>
                 <w:color w:val="1E1E23"/>
@@ -456,7 +456,7 @@
             </w:pPr>
             <w:r>
               <w:rPr>
-                <w:rFonts w:ascii="Helvetica" w:hAnsi="Helvetica" w:eastAsia="Helvetica"/>
+                <w:rFonts w:ascii="Arial" w:hAnsi="Arial" w:eastAsia="Helvetica"/>
                 <w:b/>
                 <w:i w:val="0"/>
                 <w:color w:val="1E1E23"/>
@@ -492,7 +492,7 @@
             </w:pPr>
             <w:r>
               <w:rPr>
-                <w:rFonts w:ascii="Helvetica" w:hAnsi="Helvetica" w:eastAsia="Helvetica"/>
+                <w:rFonts w:ascii="Arial" w:hAnsi="Arial" w:eastAsia="Helvetica"/>
                 <w:b/>
                 <w:i w:val="0"/>
                 <w:color w:val="1E1E23"/>
@@ -528,7 +528,7 @@
             </w:pPr>
             <w:r>
               <w:rPr>
-                <w:rFonts w:ascii="Helvetica" w:hAnsi="Helvetica" w:eastAsia="Helvetica"/>
+                <w:rFonts w:ascii="Arial" w:hAnsi="Arial" w:eastAsia="Helvetica"/>
                 <w:b/>
                 <w:i w:val="0"/>
                 <w:color w:val="1E1E23"/>
@@ -568,7 +568,7 @@
             </w:pPr>
             <w:r>
               <w:rPr>
-                <w:rFonts w:ascii="Helvetica" w:hAnsi="Helvetica" w:eastAsia="Helvetica"/>
+                <w:rFonts w:ascii="Arial" w:hAnsi="Arial" w:eastAsia="Helvetica"/>
                 <w:b w:val="0"/>
                 <w:i w:val="0"/>
                 <w:color w:val="1E1E23"/>
@@ -603,7 +603,7 @@
             </w:pPr>
             <w:r>
               <w:rPr>
-                <w:rFonts w:ascii="Helvetica" w:hAnsi="Helvetica" w:eastAsia="Helvetica"/>
+                <w:rFonts w:ascii="Arial" w:hAnsi="Arial" w:eastAsia="Helvetica"/>
                 <w:b w:val="0"/>
                 <w:i w:val="0"/>
                 <w:color w:val="1E1E23"/>
@@ -638,7 +638,7 @@
             </w:pPr>
             <w:r>
               <w:rPr>
-                <w:rFonts w:ascii="Helvetica" w:hAnsi="Helvetica" w:eastAsia="Helvetica"/>
+                <w:rFonts w:ascii="Arial" w:hAnsi="Arial" w:eastAsia="Helvetica"/>
                 <w:b w:val="0"/>
                 <w:i w:val="0"/>
                 <w:color w:val="1E1E23"/>
@@ -673,7 +673,7 @@
             </w:pPr>
             <w:r>
               <w:rPr>
-                <w:rFonts w:ascii="Helvetica" w:hAnsi="Helvetica" w:eastAsia="Helvetica"/>
+                <w:rFonts w:ascii="Arial" w:hAnsi="Arial" w:eastAsia="Helvetica"/>
                 <w:b w:val="0"/>
                 <w:i w:val="0"/>
                 <w:color w:val="1E1E23"/>
@@ -708,7 +708,7 @@
             </w:pPr>
             <w:r>
               <w:rPr>
-                <w:rFonts w:ascii="Helvetica" w:hAnsi="Helvetica" w:eastAsia="Helvetica"/>
+                <w:rFonts w:ascii="Arial" w:hAnsi="Arial" w:eastAsia="Helvetica"/>
                 <w:b w:val="0"/>
                 <w:i w:val="0"/>
                 <w:color w:val="1E1E23"/>
@@ -743,7 +743,7 @@
             </w:pPr>
             <w:r>
               <w:rPr>
-                <w:rFonts w:ascii="Helvetica" w:hAnsi="Helvetica" w:eastAsia="Helvetica"/>
+                <w:rFonts w:ascii="Arial" w:hAnsi="Arial" w:eastAsia="Helvetica"/>
                 <w:b w:val="0"/>
                 <w:i w:val="0"/>
                 <w:color w:val="1E1E23"/>
@@ -778,7 +778,7 @@
             </w:pPr>
             <w:r>
               <w:rPr>
-                <w:rFonts w:ascii="Helvetica" w:hAnsi="Helvetica" w:eastAsia="Helvetica"/>
+                <w:rFonts w:ascii="Arial" w:hAnsi="Arial" w:eastAsia="Helvetica"/>
                 <w:b w:val="0"/>
                 <w:i w:val="0"/>
                 <w:color w:val="1E1E23"/>
@@ -813,7 +813,7 @@
             </w:pPr>
             <w:r>
               <w:rPr>
-                <w:rFonts w:ascii="Helvetica" w:hAnsi="Helvetica" w:eastAsia="Helvetica"/>
+                <w:rFonts w:ascii="Arial" w:hAnsi="Arial" w:eastAsia="Helvetica"/>
                 <w:b w:val="0"/>
                 <w:i w:val="0"/>
                 <w:color w:val="1E1E23"/>
@@ -848,7 +848,7 @@
             </w:pPr>
             <w:r>
               <w:rPr>
-                <w:rFonts w:ascii="Helvetica" w:hAnsi="Helvetica" w:eastAsia="Helvetica"/>
+                <w:rFonts w:ascii="Arial" w:hAnsi="Arial" w:eastAsia="Helvetica"/>
                 <w:b w:val="0"/>
                 <w:i w:val="0"/>
                 <w:color w:val="1E1E23"/>
@@ -883,7 +883,7 @@
             </w:pPr>
             <w:r>
               <w:rPr>
-                <w:rFonts w:ascii="Helvetica" w:hAnsi="Helvetica" w:eastAsia="Helvetica"/>
+                <w:rFonts w:ascii="Arial" w:hAnsi="Arial" w:eastAsia="Helvetica"/>
                 <w:b w:val="0"/>
                 <w:i w:val="0"/>
                 <w:color w:val="1E1E23"/>
@@ -923,7 +923,7 @@
             </w:pPr>
             <w:r>
               <w:rPr>
-                <w:rFonts w:ascii="Helvetica" w:hAnsi="Helvetica" w:eastAsia="Helvetica"/>
+                <w:rFonts w:ascii="Arial" w:hAnsi="Arial" w:eastAsia="Helvetica"/>
                 <w:b w:val="0"/>
                 <w:i w:val="0"/>
                 <w:color w:val="1E1E23"/>
@@ -958,7 +958,7 @@
             </w:pPr>
             <w:r>
               <w:rPr>
-                <w:rFonts w:ascii="Helvetica" w:hAnsi="Helvetica" w:eastAsia="Helvetica"/>
+                <w:rFonts w:ascii="Arial" w:hAnsi="Arial" w:eastAsia="Helvetica"/>
                 <w:b w:val="0"/>
                 <w:i w:val="0"/>
                 <w:color w:val="1E1E23"/>
@@ -993,7 +993,7 @@
             </w:pPr>
             <w:r>
               <w:rPr>
-                <w:rFonts w:ascii="Helvetica" w:hAnsi="Helvetica" w:eastAsia="Helvetica"/>
+                <w:rFonts w:ascii="Arial" w:hAnsi="Arial" w:eastAsia="Helvetica"/>
                 <w:b w:val="0"/>
                 <w:i w:val="0"/>
                 <w:color w:val="1E1E23"/>
@@ -1028,7 +1028,7 @@
             </w:pPr>
             <w:r>
               <w:rPr>
-                <w:rFonts w:ascii="Helvetica" w:hAnsi="Helvetica" w:eastAsia="Helvetica"/>
+                <w:rFonts w:ascii="Arial" w:hAnsi="Arial" w:eastAsia="Helvetica"/>
                 <w:b w:val="0"/>
                 <w:i w:val="0"/>
                 <w:color w:val="1E1E23"/>
@@ -1063,7 +1063,7 @@
             </w:pPr>
             <w:r>
               <w:rPr>
-                <w:rFonts w:ascii="Helvetica" w:hAnsi="Helvetica" w:eastAsia="Helvetica"/>
+                <w:rFonts w:ascii="Arial" w:hAnsi="Arial" w:eastAsia="Helvetica"/>
                 <w:b w:val="0"/>
                 <w:i w:val="0"/>
                 <w:color w:val="1E1E23"/>
@@ -1098,7 +1098,7 @@
             </w:pPr>
             <w:r>
               <w:rPr>
-                <w:rFonts w:ascii="Helvetica" w:hAnsi="Helvetica" w:eastAsia="Helvetica"/>
+                <w:rFonts w:ascii="Arial" w:hAnsi="Arial" w:eastAsia="Helvetica"/>
                 <w:b w:val="0"/>
                 <w:i w:val="0"/>
                 <w:color w:val="1E1E23"/>
@@ -1133,7 +1133,7 @@
             </w:pPr>
             <w:r>
               <w:rPr>
-                <w:rFonts w:ascii="Helvetica" w:hAnsi="Helvetica" w:eastAsia="Helvetica"/>
+                <w:rFonts w:ascii="Arial" w:hAnsi="Arial" w:eastAsia="Helvetica"/>
                 <w:b w:val="0"/>
                 <w:i w:val="0"/>
                 <w:color w:val="1E1E23"/>
@@ -1168,7 +1168,7 @@
             </w:pPr>
             <w:r>
               <w:rPr>
-                <w:rFonts w:ascii="Helvetica" w:hAnsi="Helvetica" w:eastAsia="Helvetica"/>
+                <w:rFonts w:ascii="Arial" w:hAnsi="Arial" w:eastAsia="Helvetica"/>
                 <w:b w:val="0"/>
                 <w:i w:val="0"/>
                 <w:color w:val="1E1E23"/>
@@ -1203,7 +1203,7 @@
             </w:pPr>
             <w:r>
               <w:rPr>
-                <w:rFonts w:ascii="Helvetica" w:hAnsi="Helvetica" w:eastAsia="Helvetica"/>
+                <w:rFonts w:ascii="Arial" w:hAnsi="Arial" w:eastAsia="Helvetica"/>
                 <w:b w:val="0"/>
                 <w:i w:val="0"/>
                 <w:color w:val="1E1E23"/>
@@ -1238,7 +1238,7 @@
             </w:pPr>
             <w:r>
               <w:rPr>
-                <w:rFonts w:ascii="Helvetica" w:hAnsi="Helvetica" w:eastAsia="Helvetica"/>
+                <w:rFonts w:ascii="Arial" w:hAnsi="Arial" w:eastAsia="Helvetica"/>
                 <w:b w:val="0"/>
                 <w:i w:val="0"/>
                 <w:color w:val="1E1E23"/>
@@ -1278,7 +1278,7 @@
             </w:pPr>
             <w:r>
               <w:rPr>
-                <w:rFonts w:ascii="Helvetica" w:hAnsi="Helvetica" w:eastAsia="Helvetica"/>
+                <w:rFonts w:ascii="Arial" w:hAnsi="Arial" w:eastAsia="Helvetica"/>
                 <w:b w:val="0"/>
                 <w:i w:val="0"/>
                 <w:color w:val="1E1E23"/>
@@ -1313,7 +1313,7 @@
             </w:pPr>
             <w:r>
               <w:rPr>
-                <w:rFonts w:ascii="Helvetica" w:hAnsi="Helvetica" w:eastAsia="Helvetica"/>
+                <w:rFonts w:ascii="Arial" w:hAnsi="Arial" w:eastAsia="Helvetica"/>
                 <w:b w:val="0"/>
                 <w:i w:val="0"/>
                 <w:color w:val="1E1E23"/>
@@ -1348,7 +1348,7 @@
             </w:pPr>
             <w:r>
               <w:rPr>
-                <w:rFonts w:ascii="Helvetica" w:hAnsi="Helvetica" w:eastAsia="Helvetica"/>
+                <w:rFonts w:ascii="Arial" w:hAnsi="Arial" w:eastAsia="Helvetica"/>
                 <w:b w:val="0"/>
                 <w:i w:val="0"/>
                 <w:color w:val="1E1E23"/>
@@ -1383,7 +1383,7 @@
             </w:pPr>
             <w:r>
               <w:rPr>
-                <w:rFonts w:ascii="Helvetica" w:hAnsi="Helvetica" w:eastAsia="Helvetica"/>
+                <w:rFonts w:ascii="Arial" w:hAnsi="Arial" w:eastAsia="Helvetica"/>
                 <w:b w:val="0"/>
                 <w:i w:val="0"/>
                 <w:color w:val="1E1E23"/>
@@ -1418,7 +1418,7 @@
             </w:pPr>
             <w:r>
               <w:rPr>
-                <w:rFonts w:ascii="Helvetica" w:hAnsi="Helvetica" w:eastAsia="Helvetica"/>
+                <w:rFonts w:ascii="Arial" w:hAnsi="Arial" w:eastAsia="Helvetica"/>
                 <w:b w:val="0"/>
                 <w:i w:val="0"/>
                 <w:color w:val="1E1E23"/>
@@ -1453,7 +1453,7 @@
             </w:pPr>
             <w:r>
               <w:rPr>
-                <w:rFonts w:ascii="Helvetica" w:hAnsi="Helvetica" w:eastAsia="Helvetica"/>
+                <w:rFonts w:ascii="Arial" w:hAnsi="Arial" w:eastAsia="Helvetica"/>
                 <w:b w:val="0"/>
                 <w:i w:val="0"/>
                 <w:color w:val="1E1E23"/>
@@ -1488,7 +1488,7 @@
             </w:pPr>
             <w:r>
               <w:rPr>
-                <w:rFonts w:ascii="Helvetica" w:hAnsi="Helvetica" w:eastAsia="Helvetica"/>
+                <w:rFonts w:ascii="Arial" w:hAnsi="Arial" w:eastAsia="Helvetica"/>
                 <w:b w:val="0"/>
                 <w:i w:val="0"/>
                 <w:color w:val="1E1E23"/>
@@ -1523,7 +1523,7 @@
             </w:pPr>
             <w:r>
               <w:rPr>
-                <w:rFonts w:ascii="Helvetica" w:hAnsi="Helvetica" w:eastAsia="Helvetica"/>
+                <w:rFonts w:ascii="Arial" w:hAnsi="Arial" w:eastAsia="Helvetica"/>
                 <w:b w:val="0"/>
                 <w:i w:val="0"/>
                 <w:color w:val="1E1E23"/>
@@ -1558,7 +1558,7 @@
             </w:pPr>
             <w:r>
               <w:rPr>
-                <w:rFonts w:ascii="Helvetica" w:hAnsi="Helvetica" w:eastAsia="Helvetica"/>
+                <w:rFonts w:ascii="Arial" w:hAnsi="Arial" w:eastAsia="Helvetica"/>
                 <w:b w:val="0"/>
                 <w:i w:val="0"/>
                 <w:color w:val="1E1E23"/>
@@ -1593,7 +1593,7 @@
             </w:pPr>
             <w:r>
               <w:rPr>
-                <w:rFonts w:ascii="Helvetica" w:hAnsi="Helvetica" w:eastAsia="Helvetica"/>
+                <w:rFonts w:ascii="Arial" w:hAnsi="Arial" w:eastAsia="Helvetica"/>
                 <w:b w:val="0"/>
                 <w:i w:val="0"/>
                 <w:color w:val="1E1E23"/>
@@ -1633,7 +1633,7 @@
             </w:pPr>
             <w:r>
               <w:rPr>
-                <w:rFonts w:ascii="Helvetica" w:hAnsi="Helvetica" w:eastAsia="Helvetica"/>
+                <w:rFonts w:ascii="Arial" w:hAnsi="Arial" w:eastAsia="Helvetica"/>
                 <w:b w:val="0"/>
                 <w:i w:val="0"/>
                 <w:color w:val="1E1E23"/>
@@ -1668,7 +1668,7 @@
             </w:pPr>
             <w:r>
               <w:rPr>
-                <w:rFonts w:ascii="Helvetica" w:hAnsi="Helvetica" w:eastAsia="Helvetica"/>
+                <w:rFonts w:ascii="Arial" w:hAnsi="Arial" w:eastAsia="Helvetica"/>
                 <w:b w:val="0"/>
                 <w:i w:val="0"/>
                 <w:color w:val="1E1E23"/>
@@ -1703,7 +1703,7 @@
             </w:pPr>
             <w:r>
               <w:rPr>
-                <w:rFonts w:ascii="Helvetica" w:hAnsi="Helvetica" w:eastAsia="Helvetica"/>
+                <w:rFonts w:ascii="Arial" w:hAnsi="Arial" w:eastAsia="Helvetica"/>
                 <w:b w:val="0"/>
                 <w:i w:val="0"/>
                 <w:color w:val="1E1E23"/>
@@ -1738,7 +1738,7 @@
             </w:pPr>
             <w:r>
               <w:rPr>
-                <w:rFonts w:ascii="Helvetica" w:hAnsi="Helvetica" w:eastAsia="Helvetica"/>
+                <w:rFonts w:ascii="Arial" w:hAnsi="Arial" w:eastAsia="Helvetica"/>
                 <w:b w:val="0"/>
                 <w:i w:val="0"/>
                 <w:color w:val="1E1E23"/>
@@ -1773,7 +1773,7 @@
             </w:pPr>
             <w:r>
               <w:rPr>
-                <w:rFonts w:ascii="Helvetica" w:hAnsi="Helvetica" w:eastAsia="Helvetica"/>
+                <w:rFonts w:ascii="Arial" w:hAnsi="Arial" w:eastAsia="Helvetica"/>
                 <w:b w:val="0"/>
                 <w:i w:val="0"/>
                 <w:color w:val="1E1E23"/>
@@ -1808,7 +1808,7 @@
             </w:pPr>
             <w:r>
               <w:rPr>
-                <w:rFonts w:ascii="Helvetica" w:hAnsi="Helvetica" w:eastAsia="Helvetica"/>
+                <w:rFonts w:ascii="Arial" w:hAnsi="Arial" w:eastAsia="Helvetica"/>
                 <w:b w:val="0"/>
                 <w:i w:val="0"/>
                 <w:color w:val="1E1E23"/>
@@ -1843,7 +1843,7 @@
             </w:pPr>
             <w:r>
               <w:rPr>
-                <w:rFonts w:ascii="Helvetica" w:hAnsi="Helvetica" w:eastAsia="Helvetica"/>
+                <w:rFonts w:ascii="Arial" w:hAnsi="Arial" w:eastAsia="Helvetica"/>
                 <w:b w:val="0"/>
                 <w:i w:val="0"/>
                 <w:color w:val="1E1E23"/>
@@ -1878,7 +1878,7 @@
             </w:pPr>
             <w:r>
               <w:rPr>
-                <w:rFonts w:ascii="Helvetica" w:hAnsi="Helvetica" w:eastAsia="Helvetica"/>
+                <w:rFonts w:ascii="Arial" w:hAnsi="Arial" w:eastAsia="Helvetica"/>
                 <w:b w:val="0"/>
                 <w:i w:val="0"/>
                 <w:color w:val="1E1E23"/>
@@ -1913,7 +1913,7 @@
             </w:pPr>
             <w:r>
               <w:rPr>
-                <w:rFonts w:ascii="Helvetica" w:hAnsi="Helvetica" w:eastAsia="Helvetica"/>
+                <w:rFonts w:ascii="Arial" w:hAnsi="Arial" w:eastAsia="Helvetica"/>
                 <w:b w:val="0"/>
                 <w:i w:val="0"/>
                 <w:color w:val="1E1E23"/>
@@ -1948,7 +1948,7 @@
             </w:pPr>
             <w:r>
               <w:rPr>
-                <w:rFonts w:ascii="Helvetica" w:hAnsi="Helvetica" w:eastAsia="Helvetica"/>
+                <w:rFonts w:ascii="Arial" w:hAnsi="Arial" w:eastAsia="Helvetica"/>
                 <w:b w:val="0"/>
                 <w:i w:val="0"/>
                 <w:color w:val="1E1E23"/>
@@ -1988,7 +1988,7 @@
             </w:pPr>
             <w:r>
               <w:rPr>
-                <w:rFonts w:ascii="Helvetica" w:hAnsi="Helvetica" w:eastAsia="Helvetica"/>
+                <w:rFonts w:ascii="Arial" w:hAnsi="Arial" w:eastAsia="Helvetica"/>
                 <w:b w:val="0"/>
                 <w:i w:val="0"/>
                 <w:color w:val="1E1E23"/>
@@ -2023,7 +2023,7 @@
             </w:pPr>
             <w:r>
               <w:rPr>
-                <w:rFonts w:ascii="Helvetica" w:hAnsi="Helvetica" w:eastAsia="Helvetica"/>
+                <w:rFonts w:ascii="Arial" w:hAnsi="Arial" w:eastAsia="Helvetica"/>
                 <w:b w:val="0"/>
                 <w:i w:val="0"/>
                 <w:color w:val="1E1E23"/>
@@ -2058,7 +2058,7 @@
             </w:pPr>
             <w:r>
               <w:rPr>
-                <w:rFonts w:ascii="Helvetica" w:hAnsi="Helvetica" w:eastAsia="Helvetica"/>
+                <w:rFonts w:ascii="Arial" w:hAnsi="Arial" w:eastAsia="Helvetica"/>
                 <w:b w:val="0"/>
                 <w:i w:val="0"/>
                 <w:color w:val="1E1E23"/>
@@ -2093,7 +2093,7 @@
             </w:pPr>
             <w:r>
               <w:rPr>
-                <w:rFonts w:ascii="Helvetica" w:hAnsi="Helvetica" w:eastAsia="Helvetica"/>
+                <w:rFonts w:ascii="Arial" w:hAnsi="Arial" w:eastAsia="Helvetica"/>
                 <w:b w:val="0"/>
                 <w:i w:val="0"/>
                 <w:color w:val="1E1E23"/>
@@ -2128,7 +2128,7 @@
             </w:pPr>
             <w:r>
               <w:rPr>
-                <w:rFonts w:ascii="Helvetica" w:hAnsi="Helvetica" w:eastAsia="Helvetica"/>
+                <w:rFonts w:ascii="Arial" w:hAnsi="Arial" w:eastAsia="Helvetica"/>
                 <w:b w:val="0"/>
                 <w:i w:val="0"/>
                 <w:color w:val="1E1E23"/>
@@ -2163,7 +2163,7 @@
             </w:pPr>
             <w:r>
               <w:rPr>
-                <w:rFonts w:ascii="Helvetica" w:hAnsi="Helvetica" w:eastAsia="Helvetica"/>
+                <w:rFonts w:ascii="Arial" w:hAnsi="Arial" w:eastAsia="Helvetica"/>
                 <w:b w:val="0"/>
                 <w:i w:val="0"/>
                 <w:color w:val="1E1E23"/>
@@ -2198,7 +2198,7 @@
             </w:pPr>
             <w:r>
               <w:rPr>
-                <w:rFonts w:ascii="Helvetica" w:hAnsi="Helvetica" w:eastAsia="Helvetica"/>
+                <w:rFonts w:ascii="Arial" w:hAnsi="Arial" w:eastAsia="Helvetica"/>
                 <w:b w:val="0"/>
                 <w:i w:val="0"/>
                 <w:color w:val="1E1E23"/>
@@ -2233,7 +2233,7 @@
             </w:pPr>
             <w:r>
               <w:rPr>
-                <w:rFonts w:ascii="Helvetica" w:hAnsi="Helvetica" w:eastAsia="Helvetica"/>
+                <w:rFonts w:ascii="Arial" w:hAnsi="Arial" w:eastAsia="Helvetica"/>
                 <w:b w:val="0"/>
                 <w:i w:val="0"/>
                 <w:color w:val="1E1E23"/>
@@ -2268,7 +2268,7 @@
             </w:pPr>
             <w:r>
               <w:rPr>
-                <w:rFonts w:ascii="Helvetica" w:hAnsi="Helvetica" w:eastAsia="Helvetica"/>
+                <w:rFonts w:ascii="Arial" w:hAnsi="Arial" w:eastAsia="Helvetica"/>
                 <w:b w:val="0"/>
                 <w:i w:val="0"/>
                 <w:color w:val="1E1E23"/>
@@ -2303,7 +2303,7 @@
             </w:pPr>
             <w:r>
               <w:rPr>
-                <w:rFonts w:ascii="Helvetica" w:hAnsi="Helvetica" w:eastAsia="Helvetica"/>
+                <w:rFonts w:ascii="Arial" w:hAnsi="Arial" w:eastAsia="Helvetica"/>
                 <w:b w:val="0"/>
                 <w:i w:val="0"/>
                 <w:color w:val="1E1E23"/>
@@ -2343,7 +2343,7 @@
             </w:pPr>
             <w:r>
               <w:rPr>
-                <w:rFonts w:ascii="Helvetica" w:hAnsi="Helvetica" w:eastAsia="Helvetica"/>
+                <w:rFonts w:ascii="Arial" w:hAnsi="Arial" w:eastAsia="Helvetica"/>
                 <w:b w:val="0"/>
                 <w:i w:val="0"/>
                 <w:color w:val="1E1E23"/>
@@ -2378,7 +2378,7 @@
             </w:pPr>
             <w:r>
               <w:rPr>
-                <w:rFonts w:ascii="Helvetica" w:hAnsi="Helvetica" w:eastAsia="Helvetica"/>
+                <w:rFonts w:ascii="Arial" w:hAnsi="Arial" w:eastAsia="Helvetica"/>
                 <w:b w:val="0"/>
                 <w:i w:val="0"/>
                 <w:color w:val="1E1E23"/>
@@ -2413,7 +2413,7 @@
             </w:pPr>
             <w:r>
               <w:rPr>
-                <w:rFonts w:ascii="Helvetica" w:hAnsi="Helvetica" w:eastAsia="Helvetica"/>
+                <w:rFonts w:ascii="Arial" w:hAnsi="Arial" w:eastAsia="Helvetica"/>
                 <w:b w:val="0"/>
                 <w:i w:val="0"/>
                 <w:color w:val="1E1E23"/>
@@ -2448,7 +2448,7 @@
             </w:pPr>
             <w:r>
               <w:rPr>
-                <w:rFonts w:ascii="Helvetica" w:hAnsi="Helvetica" w:eastAsia="Helvetica"/>
+                <w:rFonts w:ascii="Arial" w:hAnsi="Arial" w:eastAsia="Helvetica"/>
                 <w:b w:val="0"/>
                 <w:i w:val="0"/>
                 <w:color w:val="1E1E23"/>
@@ -2483,7 +2483,7 @@
             </w:pPr>
             <w:r>
               <w:rPr>
-                <w:rFonts w:ascii="Helvetica" w:hAnsi="Helvetica" w:eastAsia="Helvetica"/>
+                <w:rFonts w:ascii="Arial" w:hAnsi="Arial" w:eastAsia="Helvetica"/>
                 <w:b w:val="0"/>
                 <w:i w:val="0"/>
                 <w:color w:val="1E1E23"/>
@@ -2518,7 +2518,7 @@
             </w:pPr>
             <w:r>
               <w:rPr>
-                <w:rFonts w:ascii="Helvetica" w:hAnsi="Helvetica" w:eastAsia="Helvetica"/>
+                <w:rFonts w:ascii="Arial" w:hAnsi="Arial" w:eastAsia="Helvetica"/>
                 <w:b w:val="0"/>
                 <w:i w:val="0"/>
                 <w:color w:val="1E1E23"/>
@@ -2553,7 +2553,7 @@
             </w:pPr>
             <w:r>
               <w:rPr>
-                <w:rFonts w:ascii="Helvetica" w:hAnsi="Helvetica" w:eastAsia="Helvetica"/>
+                <w:rFonts w:ascii="Arial" w:hAnsi="Arial" w:eastAsia="Helvetica"/>
                 <w:b w:val="0"/>
                 <w:i w:val="0"/>
                 <w:color w:val="1E1E23"/>
@@ -2588,7 +2588,7 @@
             </w:pPr>
             <w:r>
               <w:rPr>
-                <w:rFonts w:ascii="Helvetica" w:hAnsi="Helvetica" w:eastAsia="Helvetica"/>
+                <w:rFonts w:ascii="Arial" w:hAnsi="Arial" w:eastAsia="Helvetica"/>
                 <w:b w:val="0"/>
                 <w:i w:val="0"/>
                 <w:color w:val="1E1E23"/>
@@ -2623,7 +2623,7 @@
             </w:pPr>
             <w:r>
               <w:rPr>
-                <w:rFonts w:ascii="Helvetica" w:hAnsi="Helvetica" w:eastAsia="Helvetica"/>
+                <w:rFonts w:ascii="Arial" w:hAnsi="Arial" w:eastAsia="Helvetica"/>
                 <w:b w:val="0"/>
                 <w:i w:val="0"/>
                 <w:color w:val="1E1E23"/>
@@ -2658,7 +2658,7 @@
             </w:pPr>
             <w:r>
               <w:rPr>
-                <w:rFonts w:ascii="Helvetica" w:hAnsi="Helvetica" w:eastAsia="Helvetica"/>
+                <w:rFonts w:ascii="Arial" w:hAnsi="Arial" w:eastAsia="Helvetica"/>
                 <w:b w:val="0"/>
                 <w:i w:val="0"/>
                 <w:color w:val="1E1E23"/>
@@ -2698,7 +2698,7 @@
             </w:pPr>
             <w:r>
               <w:rPr>
-                <w:rFonts w:ascii="Helvetica" w:hAnsi="Helvetica" w:eastAsia="Helvetica"/>
+                <w:rFonts w:ascii="Arial" w:hAnsi="Arial" w:eastAsia="Helvetica"/>
                 <w:b w:val="0"/>
                 <w:i w:val="0"/>
                 <w:color w:val="1E1E23"/>
@@ -2733,7 +2733,7 @@
             </w:pPr>
             <w:r>
               <w:rPr>
-                <w:rFonts w:ascii="Helvetica" w:hAnsi="Helvetica" w:eastAsia="Helvetica"/>
+                <w:rFonts w:ascii="Arial" w:hAnsi="Arial" w:eastAsia="Helvetica"/>
                 <w:b w:val="0"/>
                 <w:i w:val="0"/>
                 <w:color w:val="1E1E23"/>
@@ -2768,7 +2768,7 @@
             </w:pPr>
             <w:r>
               <w:rPr>
-                <w:rFonts w:ascii="Helvetica" w:hAnsi="Helvetica" w:eastAsia="Helvetica"/>
+                <w:rFonts w:ascii="Arial" w:hAnsi="Arial" w:eastAsia="Helvetica"/>
                 <w:b w:val="0"/>
                 <w:i w:val="0"/>
                 <w:color w:val="1E1E23"/>
@@ -2803,7 +2803,7 @@
             </w:pPr>
             <w:r>
               <w:rPr>
-                <w:rFonts w:ascii="Helvetica" w:hAnsi="Helvetica" w:eastAsia="Helvetica"/>
+                <w:rFonts w:ascii="Arial" w:hAnsi="Arial" w:eastAsia="Helvetica"/>
                 <w:b w:val="0"/>
                 <w:i w:val="0"/>
                 <w:color w:val="1E1E23"/>
@@ -2838,7 +2838,7 @@
             </w:pPr>
             <w:r>
               <w:rPr>
-                <w:rFonts w:ascii="Helvetica" w:hAnsi="Helvetica" w:eastAsia="Helvetica"/>
+                <w:rFonts w:ascii="Arial" w:hAnsi="Arial" w:eastAsia="Helvetica"/>
                 <w:b w:val="0"/>
                 <w:i w:val="0"/>
                 <w:color w:val="1E1E23"/>
@@ -2873,7 +2873,7 @@
             </w:pPr>
             <w:r>
               <w:rPr>
-                <w:rFonts w:ascii="Helvetica" w:hAnsi="Helvetica" w:eastAsia="Helvetica"/>
+                <w:rFonts w:ascii="Arial" w:hAnsi="Arial" w:eastAsia="Helvetica"/>
                 <w:b w:val="0"/>
                 <w:i w:val="0"/>
                 <w:color w:val="1E1E23"/>
@@ -2908,7 +2908,7 @@
             </w:pPr>
             <w:r>
               <w:rPr>
-                <w:rFonts w:ascii="Helvetica" w:hAnsi="Helvetica" w:eastAsia="Helvetica"/>
+                <w:rFonts w:ascii="Arial" w:hAnsi="Arial" w:eastAsia="Helvetica"/>
                 <w:b w:val="0"/>
                 <w:i w:val="0"/>
                 <w:color w:val="1E1E23"/>
@@ -2943,7 +2943,7 @@
             </w:pPr>
             <w:r>
               <w:rPr>
-                <w:rFonts w:ascii="Helvetica" w:hAnsi="Helvetica" w:eastAsia="Helvetica"/>
+                <w:rFonts w:ascii="Arial" w:hAnsi="Arial" w:eastAsia="Helvetica"/>
                 <w:b w:val="0"/>
                 <w:i w:val="0"/>
                 <w:color w:val="1E1E23"/>
@@ -2978,7 +2978,7 @@
             </w:pPr>
             <w:r>
               <w:rPr>
-                <w:rFonts w:ascii="Helvetica" w:hAnsi="Helvetica" w:eastAsia="Helvetica"/>
+                <w:rFonts w:ascii="Arial" w:hAnsi="Arial" w:eastAsia="Helvetica"/>
                 <w:b w:val="0"/>
                 <w:i w:val="0"/>
                 <w:color w:val="1E1E23"/>
@@ -3013,7 +3013,7 @@
             </w:pPr>
             <w:r>
               <w:rPr>
-                <w:rFonts w:ascii="Helvetica" w:hAnsi="Helvetica" w:eastAsia="Helvetica"/>
+                <w:rFonts w:ascii="Arial" w:hAnsi="Arial" w:eastAsia="Helvetica"/>
                 <w:b w:val="0"/>
                 <w:i w:val="0"/>
                 <w:color w:val="1E1E23"/>
@@ -3053,7 +3053,7 @@
             </w:pPr>
             <w:r>
               <w:rPr>
-                <w:rFonts w:ascii="Helvetica" w:hAnsi="Helvetica" w:eastAsia="Helvetica"/>
+                <w:rFonts w:ascii="Arial" w:hAnsi="Arial" w:eastAsia="Helvetica"/>
                 <w:b w:val="0"/>
                 <w:i w:val="0"/>
                 <w:color w:val="1E1E23"/>
@@ -3088,7 +3088,7 @@
             </w:pPr>
             <w:r>
               <w:rPr>
-                <w:rFonts w:ascii="Helvetica" w:hAnsi="Helvetica" w:eastAsia="Helvetica"/>
+                <w:rFonts w:ascii="Arial" w:hAnsi="Arial" w:eastAsia="Helvetica"/>
                 <w:b w:val="0"/>
                 <w:i w:val="0"/>
                 <w:color w:val="1E1E23"/>
@@ -3123,7 +3123,7 @@
             </w:pPr>
             <w:r>
               <w:rPr>
-                <w:rFonts w:ascii="Helvetica" w:hAnsi="Helvetica" w:eastAsia="Helvetica"/>
+                <w:rFonts w:ascii="Arial" w:hAnsi="Arial" w:eastAsia="Helvetica"/>
                 <w:b w:val="0"/>
                 <w:i w:val="0"/>
                 <w:color w:val="1E1E23"/>
@@ -3158,7 +3158,7 @@
             </w:pPr>
             <w:r>
               <w:rPr>
-                <w:rFonts w:ascii="Helvetica" w:hAnsi="Helvetica" w:eastAsia="Helvetica"/>
+                <w:rFonts w:ascii="Arial" w:hAnsi="Arial" w:eastAsia="Helvetica"/>
                 <w:b w:val="0"/>
                 <w:i w:val="0"/>
                 <w:color w:val="1E1E23"/>
@@ -3193,7 +3193,7 @@
             </w:pPr>
             <w:r>
               <w:rPr>
-                <w:rFonts w:ascii="Helvetica" w:hAnsi="Helvetica" w:eastAsia="Helvetica"/>
+                <w:rFonts w:ascii="Arial" w:hAnsi="Arial" w:eastAsia="Helvetica"/>
                 <w:b w:val="0"/>
                 <w:i w:val="0"/>
                 <w:color w:val="1E1E23"/>
@@ -3228,7 +3228,7 @@
             </w:pPr>
             <w:r>
               <w:rPr>
-                <w:rFonts w:ascii="Helvetica" w:hAnsi="Helvetica" w:eastAsia="Helvetica"/>
+                <w:rFonts w:ascii="Arial" w:hAnsi="Arial" w:eastAsia="Helvetica"/>
                 <w:b w:val="0"/>
                 <w:i w:val="0"/>
                 <w:color w:val="1E1E23"/>
@@ -3263,7 +3263,7 @@
             </w:pPr>
             <w:r>
               <w:rPr>
-                <w:rFonts w:ascii="Helvetica" w:hAnsi="Helvetica" w:eastAsia="Helvetica"/>
+                <w:rFonts w:ascii="Arial" w:hAnsi="Arial" w:eastAsia="Helvetica"/>
                 <w:b w:val="0"/>
                 <w:i w:val="0"/>
                 <w:color w:val="1E1E23"/>
@@ -3298,7 +3298,7 @@
             </w:pPr>
             <w:r>
               <w:rPr>
-                <w:rFonts w:ascii="Helvetica" w:hAnsi="Helvetica" w:eastAsia="Helvetica"/>
+                <w:rFonts w:ascii="Arial" w:hAnsi="Arial" w:eastAsia="Helvetica"/>
                 <w:b w:val="0"/>
                 <w:i w:val="0"/>
                 <w:color w:val="1E1E23"/>
@@ -3333,7 +3333,7 @@
             </w:pPr>
             <w:r>
               <w:rPr>
-                <w:rFonts w:ascii="Helvetica" w:hAnsi="Helvetica" w:eastAsia="Helvetica"/>
+                <w:rFonts w:ascii="Arial" w:hAnsi="Arial" w:eastAsia="Helvetica"/>
                 <w:b w:val="0"/>
                 <w:i w:val="0"/>
                 <w:color w:val="1E1E23"/>
@@ -3368,7 +3368,7 @@
             </w:pPr>
             <w:r>
               <w:rPr>
-                <w:rFonts w:ascii="Helvetica" w:hAnsi="Helvetica" w:eastAsia="Helvetica"/>
+                <w:rFonts w:ascii="Arial" w:hAnsi="Arial" w:eastAsia="Helvetica"/>
                 <w:b w:val="0"/>
                 <w:i w:val="0"/>
                 <w:color w:val="1E1E23"/>
@@ -3408,7 +3408,7 @@
             </w:pPr>
             <w:r>
               <w:rPr>
-                <w:rFonts w:ascii="Helvetica" w:hAnsi="Helvetica" w:eastAsia="Helvetica"/>
+                <w:rFonts w:ascii="Arial" w:hAnsi="Arial" w:eastAsia="Helvetica"/>
                 <w:b w:val="0"/>
                 <w:i w:val="0"/>
                 <w:color w:val="1E1E23"/>
@@ -3443,7 +3443,7 @@
             </w:pPr>
             <w:r>
               <w:rPr>
-                <w:rFonts w:ascii="Helvetica" w:hAnsi="Helvetica" w:eastAsia="Helvetica"/>
+                <w:rFonts w:ascii="Arial" w:hAnsi="Arial" w:eastAsia="Helvetica"/>
                 <w:b w:val="0"/>
                 <w:i w:val="0"/>
                 <w:color w:val="1E1E23"/>
@@ -3478,7 +3478,7 @@
             </w:pPr>
             <w:r>
               <w:rPr>
-                <w:rFonts w:ascii="Helvetica" w:hAnsi="Helvetica" w:eastAsia="Helvetica"/>
+                <w:rFonts w:ascii="Arial" w:hAnsi="Arial" w:eastAsia="Helvetica"/>
                 <w:b w:val="0"/>
                 <w:i w:val="0"/>
                 <w:color w:val="1E1E23"/>
@@ -3513,7 +3513,7 @@
             </w:pPr>
             <w:r>
               <w:rPr>
-                <w:rFonts w:ascii="Helvetica" w:hAnsi="Helvetica" w:eastAsia="Helvetica"/>
+                <w:rFonts w:ascii="Arial" w:hAnsi="Arial" w:eastAsia="Helvetica"/>
                 <w:b w:val="0"/>
                 <w:i w:val="0"/>
                 <w:color w:val="1E1E23"/>
@@ -3548,7 +3548,7 @@
             </w:pPr>
             <w:r>
               <w:rPr>
-                <w:rFonts w:ascii="Helvetica" w:hAnsi="Helvetica" w:eastAsia="Helvetica"/>
+                <w:rFonts w:ascii="Arial" w:hAnsi="Arial" w:eastAsia="Helvetica"/>
                 <w:b w:val="0"/>
                 <w:i w:val="0"/>
                 <w:color w:val="1E1E23"/>
@@ -3583,7 +3583,7 @@
             </w:pPr>
             <w:r>
               <w:rPr>
-                <w:rFonts w:ascii="Helvetica" w:hAnsi="Helvetica" w:eastAsia="Helvetica"/>
+                <w:rFonts w:ascii="Arial" w:hAnsi="Arial" w:eastAsia="Helvetica"/>
                 <w:b w:val="0"/>
                 <w:i w:val="0"/>
                 <w:color w:val="1E1E23"/>
@@ -3618,7 +3618,7 @@
             </w:pPr>
             <w:r>
               <w:rPr>
-                <w:rFonts w:ascii="Helvetica" w:hAnsi="Helvetica" w:eastAsia="Helvetica"/>
+                <w:rFonts w:ascii="Arial" w:hAnsi="Arial" w:eastAsia="Helvetica"/>
                 <w:b w:val="0"/>
                 <w:i w:val="0"/>
                 <w:color w:val="1E1E23"/>
@@ -3653,7 +3653,7 @@
             </w:pPr>
             <w:r>
               <w:rPr>
-                <w:rFonts w:ascii="Helvetica" w:hAnsi="Helvetica" w:eastAsia="Helvetica"/>
+                <w:rFonts w:ascii="Arial" w:hAnsi="Arial" w:eastAsia="Helvetica"/>
                 <w:b w:val="0"/>
                 <w:i w:val="0"/>
                 <w:color w:val="1E1E23"/>
@@ -3688,7 +3688,7 @@
             </w:pPr>
             <w:r>
               <w:rPr>
-                <w:rFonts w:ascii="Helvetica" w:hAnsi="Helvetica" w:eastAsia="Helvetica"/>
+                <w:rFonts w:ascii="Arial" w:hAnsi="Arial" w:eastAsia="Helvetica"/>
                 <w:b w:val="0"/>
                 <w:i w:val="0"/>
                 <w:color w:val="1E1E23"/>
@@ -3723,7 +3723,7 @@
             </w:pPr>
             <w:r>
               <w:rPr>
-                <w:rFonts w:ascii="Helvetica" w:hAnsi="Helvetica" w:eastAsia="Helvetica"/>
+                <w:rFonts w:ascii="Arial" w:hAnsi="Arial" w:eastAsia="Helvetica"/>
                 <w:b w:val="0"/>
                 <w:i w:val="0"/>
                 <w:color w:val="1E1E23"/>
@@ -3763,7 +3763,7 @@
             </w:pPr>
             <w:r>
               <w:rPr>
-                <w:rFonts w:ascii="Helvetica" w:hAnsi="Helvetica" w:eastAsia="Helvetica"/>
+                <w:rFonts w:ascii="Arial" w:hAnsi="Arial" w:eastAsia="Helvetica"/>
                 <w:b w:val="0"/>
                 <w:i w:val="0"/>
                 <w:color w:val="1E1E23"/>
@@ -3798,7 +3798,7 @@
             </w:pPr>
             <w:r>
               <w:rPr>
-                <w:rFonts w:ascii="Helvetica" w:hAnsi="Helvetica" w:eastAsia="Helvetica"/>
+                <w:rFonts w:ascii="Arial" w:hAnsi="Arial" w:eastAsia="Helvetica"/>
                 <w:b w:val="0"/>
                 <w:i w:val="0"/>
                 <w:color w:val="1E1E23"/>
@@ -3833,7 +3833,7 @@
             </w:pPr>
             <w:r>
               <w:rPr>
-                <w:rFonts w:ascii="Helvetica" w:hAnsi="Helvetica" w:eastAsia="Helvetica"/>
+                <w:rFonts w:ascii="Arial" w:hAnsi="Arial" w:eastAsia="Helvetica"/>
                 <w:b w:val="0"/>
                 <w:i w:val="0"/>
                 <w:color w:val="1E1E23"/>
@@ -3868,7 +3868,7 @@
             </w:pPr>
             <w:r>
               <w:rPr>
-                <w:rFonts w:ascii="Helvetica" w:hAnsi="Helvetica" w:eastAsia="Helvetica"/>
+                <w:rFonts w:ascii="Arial" w:hAnsi="Arial" w:eastAsia="Helvetica"/>
                 <w:b w:val="0"/>
                 <w:i w:val="0"/>
                 <w:color w:val="1E1E23"/>
@@ -3903,7 +3903,7 @@
             </w:pPr>
             <w:r>
               <w:rPr>
-                <w:rFonts w:ascii="Helvetica" w:hAnsi="Helvetica" w:eastAsia="Helvetica"/>
+                <w:rFonts w:ascii="Arial" w:hAnsi="Arial" w:eastAsia="Helvetica"/>
                 <w:b w:val="0"/>
                 <w:i w:val="0"/>
                 <w:color w:val="1E1E23"/>
@@ -3938,7 +3938,7 @@
             </w:pPr>
             <w:r>
               <w:rPr>
-                <w:rFonts w:ascii="Helvetica" w:hAnsi="Helvetica" w:eastAsia="Helvetica"/>
+                <w:rFonts w:ascii="Arial" w:hAnsi="Arial" w:eastAsia="Helvetica"/>
                 <w:b w:val="0"/>
                 <w:i w:val="0"/>
                 <w:color w:val="1E1E23"/>
@@ -3973,7 +3973,7 @@
             </w:pPr>
             <w:r>
               <w:rPr>
-                <w:rFonts w:ascii="Helvetica" w:hAnsi="Helvetica" w:eastAsia="Helvetica"/>
+                <w:rFonts w:ascii="Arial" w:hAnsi="Arial" w:eastAsia="Helvetica"/>
                 <w:b w:val="0"/>
                 <w:i w:val="0"/>
                 <w:color w:val="1E1E23"/>
@@ -4008,7 +4008,7 @@
             </w:pPr>
             <w:r>
               <w:rPr>
-                <w:rFonts w:ascii="Helvetica" w:hAnsi="Helvetica" w:eastAsia="Helvetica"/>
+                <w:rFonts w:ascii="Arial" w:hAnsi="Arial" w:eastAsia="Helvetica"/>
                 <w:b w:val="0"/>
                 <w:i w:val="0"/>
                 <w:color w:val="1E1E23"/>
@@ -4043,7 +4043,7 @@
             </w:pPr>
             <w:r>
               <w:rPr>
-                <w:rFonts w:ascii="Helvetica" w:hAnsi="Helvetica" w:eastAsia="Helvetica"/>
+                <w:rFonts w:ascii="Arial" w:hAnsi="Arial" w:eastAsia="Helvetica"/>
                 <w:b w:val="0"/>
                 <w:i w:val="0"/>
                 <w:color w:val="1E1E23"/>
@@ -4078,7 +4078,7 @@
             </w:pPr>
             <w:r>
               <w:rPr>
-                <w:rFonts w:ascii="Helvetica" w:hAnsi="Helvetica" w:eastAsia="Helvetica"/>
+                <w:rFonts w:ascii="Arial" w:hAnsi="Arial" w:eastAsia="Helvetica"/>
                 <w:b w:val="0"/>
                 <w:i w:val="0"/>
                 <w:color w:val="1E1E23"/>
@@ -4118,7 +4118,7 @@
             </w:pPr>
             <w:r>
               <w:rPr>
-                <w:rFonts w:ascii="Helvetica" w:hAnsi="Helvetica" w:eastAsia="Helvetica"/>
+                <w:rFonts w:ascii="Arial" w:hAnsi="Arial" w:eastAsia="Helvetica"/>
                 <w:b w:val="0"/>
                 <w:i w:val="0"/>
                 <w:color w:val="1E1E23"/>
@@ -4153,7 +4153,7 @@
             </w:pPr>
             <w:r>
               <w:rPr>
-                <w:rFonts w:ascii="Helvetica" w:hAnsi="Helvetica" w:eastAsia="Helvetica"/>
+                <w:rFonts w:ascii="Arial" w:hAnsi="Arial" w:eastAsia="Helvetica"/>
                 <w:b w:val="0"/>
                 <w:i w:val="0"/>
                 <w:color w:val="1E1E23"/>
@@ -4188,7 +4188,7 @@
             </w:pPr>
             <w:r>
               <w:rPr>
-                <w:rFonts w:ascii="Helvetica" w:hAnsi="Helvetica" w:eastAsia="Helvetica"/>
+                <w:rFonts w:ascii="Arial" w:hAnsi="Arial" w:eastAsia="Helvetica"/>
                 <w:b w:val="0"/>
                 <w:i w:val="0"/>
                 <w:color w:val="1E1E23"/>
@@ -4223,7 +4223,7 @@
             </w:pPr>
             <w:r>
               <w:rPr>
-                <w:rFonts w:ascii="Helvetica" w:hAnsi="Helvetica" w:eastAsia="Helvetica"/>
+                <w:rFonts w:ascii="Arial" w:hAnsi="Arial" w:eastAsia="Helvetica"/>
                 <w:b w:val="0"/>
                 <w:i w:val="0"/>
                 <w:color w:val="1E1E23"/>
@@ -4258,7 +4258,7 @@
             </w:pPr>
             <w:r>
               <w:rPr>
-                <w:rFonts w:ascii="Helvetica" w:hAnsi="Helvetica" w:eastAsia="Helvetica"/>
+                <w:rFonts w:ascii="Arial" w:hAnsi="Arial" w:eastAsia="Helvetica"/>
                 <w:b w:val="0"/>
                 <w:i w:val="0"/>
                 <w:color w:val="1E1E23"/>
@@ -4293,7 +4293,7 @@
             </w:pPr>
             <w:r>
               <w:rPr>
-                <w:rFonts w:ascii="Helvetica" w:hAnsi="Helvetica" w:eastAsia="Helvetica"/>
+                <w:rFonts w:ascii="Arial" w:hAnsi="Arial" w:eastAsia="Helvetica"/>
                 <w:b w:val="0"/>
                 <w:i w:val="0"/>
                 <w:color w:val="1E1E23"/>
@@ -4328,7 +4328,7 @@
             </w:pPr>
             <w:r>
               <w:rPr>
-                <w:rFonts w:ascii="Helvetica" w:hAnsi="Helvetica" w:eastAsia="Helvetica"/>
+                <w:rFonts w:ascii="Arial" w:hAnsi="Arial" w:eastAsia="Helvetica"/>
                 <w:b w:val="0"/>
                 <w:i w:val="0"/>
                 <w:color w:val="1E1E23"/>
@@ -4363,7 +4363,7 @@
             </w:pPr>
             <w:r>
               <w:rPr>
-                <w:rFonts w:ascii="Helvetica" w:hAnsi="Helvetica" w:eastAsia="Helvetica"/>
+                <w:rFonts w:ascii="Arial" w:hAnsi="Arial" w:eastAsia="Helvetica"/>
                 <w:b w:val="0"/>
                 <w:i w:val="0"/>
                 <w:color w:val="1E1E23"/>
@@ -4398,7 +4398,7 @@
             </w:pPr>
             <w:r>
               <w:rPr>
-                <w:rFonts w:ascii="Helvetica" w:hAnsi="Helvetica" w:eastAsia="Helvetica"/>
+                <w:rFonts w:ascii="Arial" w:hAnsi="Arial" w:eastAsia="Helvetica"/>
                 <w:b w:val="0"/>
                 <w:i w:val="0"/>
                 <w:color w:val="1E1E23"/>
@@ -4433,7 +4433,7 @@
             </w:pPr>
             <w:r>
               <w:rPr>
-                <w:rFonts w:ascii="Helvetica" w:hAnsi="Helvetica" w:eastAsia="Helvetica"/>
+                <w:rFonts w:ascii="Arial" w:hAnsi="Arial" w:eastAsia="Helvetica"/>
                 <w:b w:val="0"/>
                 <w:i w:val="0"/>
                 <w:color w:val="1E1E23"/>
@@ -4473,7 +4473,7 @@
             </w:pPr>
             <w:r>
               <w:rPr>
-                <w:rFonts w:ascii="Helvetica" w:hAnsi="Helvetica" w:eastAsia="Helvetica"/>
+                <w:rFonts w:ascii="Arial" w:hAnsi="Arial" w:eastAsia="Helvetica"/>
                 <w:b w:val="0"/>
                 <w:i w:val="0"/>
                 <w:color w:val="1E1E23"/>
@@ -4508,7 +4508,7 @@
             </w:pPr>
             <w:r>
               <w:rPr>
-                <w:rFonts w:ascii="Helvetica" w:hAnsi="Helvetica" w:eastAsia="Helvetica"/>
+                <w:rFonts w:ascii="Arial" w:hAnsi="Arial" w:eastAsia="Helvetica"/>
                 <w:b w:val="0"/>
                 <w:i w:val="0"/>
                 <w:color w:val="1E1E23"/>
@@ -4543,7 +4543,7 @@
             </w:pPr>
             <w:r>
               <w:rPr>
-                <w:rFonts w:ascii="Helvetica" w:hAnsi="Helvetica" w:eastAsia="Helvetica"/>
+                <w:rFonts w:ascii="Arial" w:hAnsi="Arial" w:eastAsia="Helvetica"/>
                 <w:b w:val="0"/>
                 <w:i w:val="0"/>
                 <w:color w:val="1E1E23"/>
@@ -4578,7 +4578,7 @@
             </w:pPr>
             <w:r>
               <w:rPr>
-                <w:rFonts w:ascii="Helvetica" w:hAnsi="Helvetica" w:eastAsia="Helvetica"/>
+                <w:rFonts w:ascii="Arial" w:hAnsi="Arial" w:eastAsia="Helvetica"/>
                 <w:b w:val="0"/>
                 <w:i w:val="0"/>
                 <w:color w:val="1E1E23"/>
@@ -4613,7 +4613,7 @@
             </w:pPr>
             <w:r>
               <w:rPr>
-                <w:rFonts w:ascii="Helvetica" w:hAnsi="Helvetica" w:eastAsia="Helvetica"/>
+                <w:rFonts w:ascii="Arial" w:hAnsi="Arial" w:eastAsia="Helvetica"/>
                 <w:b w:val="0"/>
                 <w:i w:val="0"/>
                 <w:color w:val="1E1E23"/>
@@ -4648,7 +4648,7 @@
             </w:pPr>
             <w:r>
               <w:rPr>
-                <w:rFonts w:ascii="Helvetica" w:hAnsi="Helvetica" w:eastAsia="Helvetica"/>
+                <w:rFonts w:ascii="Arial" w:hAnsi="Arial" w:eastAsia="Helvetica"/>
                 <w:b w:val="0"/>
                 <w:i w:val="0"/>
                 <w:color w:val="1E1E23"/>
@@ -4683,7 +4683,7 @@
             </w:pPr>
             <w:r>
               <w:rPr>
-                <w:rFonts w:ascii="Helvetica" w:hAnsi="Helvetica" w:eastAsia="Helvetica"/>
+                <w:rFonts w:ascii="Arial" w:hAnsi="Arial" w:eastAsia="Helvetica"/>
                 <w:b w:val="0"/>
                 <w:i w:val="0"/>
                 <w:color w:val="1E1E23"/>
@@ -4718,7 +4718,7 @@
             </w:pPr>
             <w:r>
               <w:rPr>
-                <w:rFonts w:ascii="Helvetica" w:hAnsi="Helvetica" w:eastAsia="Helvetica"/>
+                <w:rFonts w:ascii="Arial" w:hAnsi="Arial" w:eastAsia="Helvetica"/>
                 <w:b w:val="0"/>
                 <w:i w:val="0"/>
                 <w:color w:val="1E1E23"/>
@@ -4753,7 +4753,7 @@
             </w:pPr>
             <w:r>
               <w:rPr>
-                <w:rFonts w:ascii="Helvetica" w:hAnsi="Helvetica" w:eastAsia="Helvetica"/>
+                <w:rFonts w:ascii="Arial" w:hAnsi="Arial" w:eastAsia="Helvetica"/>
                 <w:b w:val="0"/>
                 <w:i w:val="0"/>
                 <w:color w:val="1E1E23"/>
@@ -4788,7 +4788,7 @@
             </w:pPr>
             <w:r>
               <w:rPr>
-                <w:rFonts w:ascii="Helvetica" w:hAnsi="Helvetica" w:eastAsia="Helvetica"/>
+                <w:rFonts w:ascii="Arial" w:hAnsi="Arial" w:eastAsia="Helvetica"/>
                 <w:b w:val="0"/>
                 <w:i w:val="0"/>
                 <w:color w:val="1E1E23"/>
@@ -4828,7 +4828,7 @@
             </w:pPr>
             <w:r>
               <w:rPr>
-                <w:rFonts w:ascii="Helvetica" w:hAnsi="Helvetica" w:eastAsia="Helvetica"/>
+                <w:rFonts w:ascii="Arial" w:hAnsi="Arial" w:eastAsia="Helvetica"/>
                 <w:b w:val="0"/>
                 <w:i w:val="0"/>
                 <w:color w:val="1E1E23"/>
@@ -4863,7 +4863,7 @@
             </w:pPr>
             <w:r>
               <w:rPr>
-                <w:rFonts w:ascii="Helvetica" w:hAnsi="Helvetica" w:eastAsia="Helvetica"/>
+                <w:rFonts w:ascii="Arial" w:hAnsi="Arial" w:eastAsia="Helvetica"/>
                 <w:b w:val="0"/>
                 <w:i w:val="0"/>
                 <w:color w:val="1E1E23"/>
@@ -4898,7 +4898,7 @@
             </w:pPr>
             <w:r>
               <w:rPr>
-                <w:rFonts w:ascii="Helvetica" w:hAnsi="Helvetica" w:eastAsia="Helvetica"/>
+                <w:rFonts w:ascii="Arial" w:hAnsi="Arial" w:eastAsia="Helvetica"/>
                 <w:b w:val="0"/>
                 <w:i w:val="0"/>
                 <w:color w:val="1E1E23"/>
@@ -4933,7 +4933,7 @@
             </w:pPr>
             <w:r>
               <w:rPr>
-                <w:rFonts w:ascii="Helvetica" w:hAnsi="Helvetica" w:eastAsia="Helvetica"/>
+                <w:rFonts w:ascii="Arial" w:hAnsi="Arial" w:eastAsia="Helvetica"/>
                 <w:b w:val="0"/>
                 <w:i w:val="0"/>
                 <w:color w:val="1E1E23"/>
@@ -4968,7 +4968,7 @@
             </w:pPr>
             <w:r>
               <w:rPr>
-                <w:rFonts w:ascii="Helvetica" w:hAnsi="Helvetica" w:eastAsia="Helvetica"/>
+                <w:rFonts w:ascii="Arial" w:hAnsi="Arial" w:eastAsia="Helvetica"/>
                 <w:b w:val="0"/>
                 <w:i w:val="0"/>
                 <w:color w:val="1E1E23"/>
@@ -5003,7 +5003,7 @@
             </w:pPr>
             <w:r>
               <w:rPr>
-                <w:rFonts w:ascii="Helvetica" w:hAnsi="Helvetica" w:eastAsia="Helvetica"/>
+                <w:rFonts w:ascii="Arial" w:hAnsi="Arial" w:eastAsia="Helvetica"/>
                 <w:b w:val="0"/>
                 <w:i w:val="0"/>
                 <w:color w:val="1E1E23"/>
@@ -5038,7 +5038,7 @@
             </w:pPr>
             <w:r>
               <w:rPr>
-                <w:rFonts w:ascii="Helvetica" w:hAnsi="Helvetica" w:eastAsia="Helvetica"/>
+                <w:rFonts w:ascii="Arial" w:hAnsi="Arial" w:eastAsia="Helvetica"/>
                 <w:b w:val="0"/>
                 <w:i w:val="0"/>
                 <w:color w:val="1E1E23"/>
@@ -5073,7 +5073,7 @@
             </w:pPr>
             <w:r>
               <w:rPr>
-                <w:rFonts w:ascii="Helvetica" w:hAnsi="Helvetica" w:eastAsia="Helvetica"/>
+                <w:rFonts w:ascii="Arial" w:hAnsi="Arial" w:eastAsia="Helvetica"/>
                 <w:b w:val="0"/>
                 <w:i w:val="0"/>
                 <w:color w:val="1E1E23"/>
@@ -5108,7 +5108,7 @@
             </w:pPr>
             <w:r>
               <w:rPr>
-                <w:rFonts w:ascii="Helvetica" w:hAnsi="Helvetica" w:eastAsia="Helvetica"/>
+                <w:rFonts w:ascii="Arial" w:hAnsi="Arial" w:eastAsia="Helvetica"/>
                 <w:b w:val="0"/>
                 <w:i w:val="0"/>
                 <w:color w:val="1E1E23"/>
@@ -5143,7 +5143,7 @@
             </w:pPr>
             <w:r>
               <w:rPr>
-                <w:rFonts w:ascii="Helvetica" w:hAnsi="Helvetica" w:eastAsia="Helvetica"/>
+                <w:rFonts w:ascii="Arial" w:hAnsi="Arial" w:eastAsia="Helvetica"/>
                 <w:b w:val="0"/>
                 <w:i w:val="0"/>
                 <w:color w:val="1E1E23"/>
